--- a/spa/docx/06.content.docx
+++ b/spa/docx/06.content.docx
@@ -19,7 +19,7 @@
         <w:rPr>
           <w:lang w:val="es_ES" w:bidi="es_ES"/>
         </w:rPr>
-        <w:t>Resource: Notas de Estudio - Introducciones a los Libros (Tyndale)</w:t>
+        <w:t>Resource: Tyndale Open Study Notes</w:t>
       </w:r>
       <w:r>
         <w:rPr>
@@ -112,7 +112,7 @@
         <w:rPr>
           <w:lang w:val="es_ES" w:bidi="es_ES"/>
         </w:rPr>
-        <w:t>Notas de Estudio - Introducciones a los Libros (Tyndale)</w:t>
+        <w:t>Tyndale Open Study Notes</w:t>
       </w:r>
     </w:p>
     <w:p>

--- a/spa/docx/06.content.docx
+++ b/spa/docx/06.content.docx
@@ -19,7 +19,7 @@
         <w:rPr>
           <w:lang w:val="es_ES" w:bidi="es_ES"/>
         </w:rPr>
-        <w:t>Resource: Tyndale Open Study Notes</w:t>
+        <w:t>Resource: Aquifer Open Study Notes (Book Intros)</w:t>
       </w:r>
       <w:r>
         <w:rPr>
@@ -112,7 +112,7 @@
         <w:rPr>
           <w:lang w:val="es_ES" w:bidi="es_ES"/>
         </w:rPr>
-        <w:t>Tyndale Open Study Notes</w:t>
+        <w:t>Aquifer Open Study Notes (Book Intros)</w:t>
       </w:r>
     </w:p>
     <w:p>

--- a/spa/docx/06.content.docx
+++ b/spa/docx/06.content.docx
@@ -329,72 +329,48 @@
         </w:rPr>
         <w:t xml:space="preserve">La primera mitad de Josué (caps </w:t>
       </w:r>
-      <w:hyperlink r:id="rId13">
-        <w:r>
-          <w:rPr>
-            <w:lang w:val="es_ES" w:bidi="es_ES"/>
-          </w:rPr>
-          <w:rPr>
-            <w:color w:val="0000EE"/>
-            <w:u w:val="single"/>
-          </w:rPr>
-          <w:t>1–12</w:t>
-        </w:r>
-      </w:hyperlink>
+      <w:r>
+        <w:rPr>
+          <w:lang w:val="es_ES" w:bidi="es_ES"/>
+        </w:rPr>
+        <w:t>1–12</w:t>
+      </w:r>
       <w:r>
         <w:rPr>
           <w:lang w:val="es_ES" w:bidi="es_ES"/>
         </w:rPr>
         <w:t xml:space="preserve">) se encuentra entre las narraciones más dramáticas de la Biblia. Al preparar a Israel para cruzar el Jordán, Josué envió a dos jóvenes a explorar Jericó, un pueblo que Israel tendría que conquistar para entrar en la región montañosa. Los jóvenes exploradores fueron ayudados por una mujer llamada Rahab, y ellos prometieron perdonarla a ella y a su familia a cambio de su ayuda (cap </w:t>
       </w:r>
-      <w:hyperlink r:id="rId14">
-        <w:r>
-          <w:rPr>
-            <w:lang w:val="es_ES" w:bidi="es_ES"/>
-          </w:rPr>
-          <w:rPr>
-            <w:color w:val="0000EE"/>
-            <w:u w:val="single"/>
-          </w:rPr>
-          <w:t>2</w:t>
-        </w:r>
-      </w:hyperlink>
+      <w:r>
+        <w:rPr>
+          <w:lang w:val="es_ES" w:bidi="es_ES"/>
+        </w:rPr>
+        <w:t>2</w:t>
+      </w:r>
       <w:r>
         <w:rPr>
           <w:lang w:val="es_ES" w:bidi="es_ES"/>
         </w:rPr>
         <w:t xml:space="preserve">). Los israelitas cruzaron el Río Jordán, cuyo flujo había sido detenido milagrosamente (cap </w:t>
       </w:r>
-      <w:hyperlink r:id="rId15">
-        <w:r>
-          <w:rPr>
-            <w:lang w:val="es_ES" w:bidi="es_ES"/>
-          </w:rPr>
-          <w:rPr>
-            <w:color w:val="0000EE"/>
-            <w:u w:val="single"/>
-          </w:rPr>
-          <w:t>3</w:t>
-        </w:r>
-      </w:hyperlink>
+      <w:r>
+        <w:rPr>
+          <w:lang w:val="es_ES" w:bidi="es_ES"/>
+        </w:rPr>
+        <w:t>3</w:t>
+      </w:r>
       <w:r>
         <w:rPr>
           <w:lang w:val="es_ES" w:bidi="es_ES"/>
         </w:rPr>
         <w:t xml:space="preserve">). Luego, Dios entregó a Israel la ciudad de Jericó haciendo que sus muros cayeran (cap </w:t>
       </w:r>
-      <w:hyperlink r:id="rId16">
-        <w:r>
-          <w:rPr>
-            <w:lang w:val="es_ES" w:bidi="es_ES"/>
-          </w:rPr>
-          <w:rPr>
-            <w:color w:val="0000EE"/>
-            <w:u w:val="single"/>
-          </w:rPr>
-          <w:t>6</w:t>
-        </w:r>
-      </w:hyperlink>
+      <w:r>
+        <w:rPr>
+          <w:lang w:val="es_ES" w:bidi="es_ES"/>
+        </w:rPr>
+        <w:t>6</w:t>
+      </w:r>
       <w:r>
         <w:rPr>
           <w:lang w:val="es_ES" w:bidi="es_ES"/>
@@ -415,54 +391,36 @@
         </w:rPr>
         <w:t xml:space="preserve">La conquista de Jericó abrió las rutas que ascendían hacia el oeste en la región montañosa. Sin embargo, un hombre llamado Acán desobedeció las instrucciones de Dios, lo que desagradó al Señor, y como resultado, Israel sufrió un revés antes de que el pecado de Acán fuera descubierto y juzgado (capítulo </w:t>
       </w:r>
-      <w:hyperlink r:id="rId17">
-        <w:r>
-          <w:rPr>
-            <w:lang w:val="es_ES" w:bidi="es_ES"/>
-          </w:rPr>
-          <w:rPr>
-            <w:color w:val="0000EE"/>
-            <w:u w:val="single"/>
-          </w:rPr>
-          <w:t>7</w:t>
-        </w:r>
-      </w:hyperlink>
+      <w:r>
+        <w:rPr>
+          <w:lang w:val="es_ES" w:bidi="es_ES"/>
+        </w:rPr>
+        <w:t>7</w:t>
+      </w:r>
       <w:r>
         <w:rPr>
           <w:lang w:val="es_ES" w:bidi="es_ES"/>
         </w:rPr>
         <w:t xml:space="preserve">). Posteriormente, Dios otorgó a Josué una victoria contundente sobre la apresurada coalición de ciudades-estado cananeas del sur; incluso concedió la petición de Josué para que el sol y la luna se detuvieran hasta que la victoria estuviera completa (capítulo </w:t>
       </w:r>
-      <w:hyperlink r:id="rId18">
-        <w:r>
-          <w:rPr>
-            <w:lang w:val="es_ES" w:bidi="es_ES"/>
-          </w:rPr>
-          <w:rPr>
-            <w:color w:val="0000EE"/>
-            <w:u w:val="single"/>
-          </w:rPr>
-          <w:t>10</w:t>
-        </w:r>
-      </w:hyperlink>
+      <w:r>
+        <w:rPr>
+          <w:lang w:val="es_ES" w:bidi="es_ES"/>
+        </w:rPr>
+        <w:t>10</w:t>
+      </w:r>
       <w:r>
         <w:rPr>
           <w:lang w:val="es_ES" w:bidi="es_ES"/>
         </w:rPr>
         <w:t xml:space="preserve">). Josué luego se dirigió hacia el norte, donde logró una victoria igualmente decisiva sobre la coalición de ciudades-estado del norte (capítulo </w:t>
       </w:r>
-      <w:hyperlink r:id="rId19">
-        <w:r>
-          <w:rPr>
-            <w:lang w:val="es_ES" w:bidi="es_ES"/>
-          </w:rPr>
-          <w:rPr>
-            <w:color w:val="0000EE"/>
-            <w:u w:val="single"/>
-          </w:rPr>
-          <w:t>11</w:t>
-        </w:r>
-      </w:hyperlink>
+      <w:r>
+        <w:rPr>
+          <w:lang w:val="es_ES" w:bidi="es_ES"/>
+        </w:rPr>
+        <w:t>11</w:t>
+      </w:r>
       <w:r>
         <w:rPr>
           <w:lang w:val="es_ES" w:bidi="es_ES"/>
@@ -483,162 +441,108 @@
         </w:rPr>
         <w:t xml:space="preserve">La segunda mitad de Josué (caps </w:t>
       </w:r>
-      <w:hyperlink r:id="rId20">
-        <w:r>
-          <w:rPr>
-            <w:lang w:val="es_ES" w:bidi="es_ES"/>
-          </w:rPr>
-          <w:rPr>
-            <w:color w:val="0000EE"/>
-            <w:u w:val="single"/>
-          </w:rPr>
-          <w:t>13–24</w:t>
-        </w:r>
-      </w:hyperlink>
+      <w:r>
+        <w:rPr>
+          <w:lang w:val="es_ES" w:bidi="es_ES"/>
+        </w:rPr>
+        <w:t>13–24</w:t>
+      </w:r>
       <w:r>
         <w:rPr>
           <w:lang w:val="es_ES" w:bidi="es_ES"/>
         </w:rPr>
         <w:t xml:space="preserve">) narra la asignación del territorio de Israel, incluyendo descripciones detalladas de los territorios otorgados a Judá, Benjamín y José (caps </w:t>
       </w:r>
-      <w:hyperlink r:id="rId21">
-        <w:r>
-          <w:rPr>
-            <w:lang w:val="es_ES" w:bidi="es_ES"/>
-          </w:rPr>
-          <w:rPr>
-            <w:color w:val="0000EE"/>
-            <w:u w:val="single"/>
-          </w:rPr>
-          <w:t>15–19</w:t>
-        </w:r>
-      </w:hyperlink>
+      <w:r>
+        <w:rPr>
+          <w:lang w:val="es_ES" w:bidi="es_ES"/>
+        </w:rPr>
+        <w:t>15–19</w:t>
+      </w:r>
       <w:r>
         <w:rPr>
           <w:lang w:val="es_ES" w:bidi="es_ES"/>
         </w:rPr>
         <w:t xml:space="preserve">); estas tribus se convirtieron en las tribus centrales de Israel. Las herencias de Caleb y Josué inician y concluyen esta sección de asignaciones territoriales (caps </w:t>
       </w:r>
-      <w:hyperlink r:id="rId22">
-        <w:r>
-          <w:rPr>
-            <w:lang w:val="es_ES" w:bidi="es_ES"/>
-          </w:rPr>
-          <w:rPr>
-            <w:color w:val="0000EE"/>
-            <w:u w:val="single"/>
-          </w:rPr>
-          <w:t>15</w:t>
-        </w:r>
-      </w:hyperlink>
+      <w:r>
+        <w:rPr>
+          <w:lang w:val="es_ES" w:bidi="es_ES"/>
+        </w:rPr>
+        <w:t>15</w:t>
+      </w:r>
       <w:r>
         <w:rPr>
           <w:lang w:val="es_ES" w:bidi="es_ES"/>
         </w:rPr>
         <w:t xml:space="preserve"> y </w:t>
       </w:r>
-      <w:hyperlink r:id="rId23">
-        <w:r>
-          <w:rPr>
-            <w:lang w:val="es_ES" w:bidi="es_ES"/>
-          </w:rPr>
-          <w:rPr>
-            <w:color w:val="0000EE"/>
-            <w:u w:val="single"/>
-          </w:rPr>
-          <w:t>19</w:t>
-        </w:r>
-      </w:hyperlink>
+      <w:r>
+        <w:rPr>
+          <w:lang w:val="es_ES" w:bidi="es_ES"/>
+        </w:rPr>
+        <w:t>19</w:t>
+      </w:r>
       <w:r>
         <w:rPr>
           <w:lang w:val="es_ES" w:bidi="es_ES"/>
         </w:rPr>
         <w:t xml:space="preserve">). La designación de seis ciudades de refugio (cap </w:t>
       </w:r>
-      <w:hyperlink r:id="rId24">
-        <w:r>
-          <w:rPr>
-            <w:lang w:val="es_ES" w:bidi="es_ES"/>
-          </w:rPr>
-          <w:rPr>
-            <w:color w:val="0000EE"/>
-            <w:u w:val="single"/>
-          </w:rPr>
-          <w:t>20</w:t>
-        </w:r>
-      </w:hyperlink>
+      <w:r>
+        <w:rPr>
+          <w:lang w:val="es_ES" w:bidi="es_ES"/>
+        </w:rPr>
+        <w:t>20</w:t>
+      </w:r>
       <w:r>
         <w:rPr>
           <w:lang w:val="es_ES" w:bidi="es_ES"/>
         </w:rPr>
         <w:t xml:space="preserve">) y la asignación de ciudades a los levitas dentro de cada territorio tribal (cap </w:t>
       </w:r>
-      <w:hyperlink r:id="rId25">
-        <w:r>
-          <w:rPr>
-            <w:lang w:val="es_ES" w:bidi="es_ES"/>
-          </w:rPr>
-          <w:rPr>
-            <w:color w:val="0000EE"/>
-            <w:u w:val="single"/>
-          </w:rPr>
-          <w:t>21</w:t>
-        </w:r>
-      </w:hyperlink>
+      <w:r>
+        <w:rPr>
+          <w:lang w:val="es_ES" w:bidi="es_ES"/>
+        </w:rPr>
+        <w:t>21</w:t>
+      </w:r>
       <w:r>
         <w:rPr>
           <w:lang w:val="es_ES" w:bidi="es_ES"/>
         </w:rPr>
         <w:t xml:space="preserve">) completan el proceso de distribución de la tierra a las tribus. Las dos tribus y media que recibieron tierra en el lado este del Río Jordán fueron liberadas para regresar a casa, pero debieron aclarar un malentendido con las tribus occidentales sobre la construcción de un monumento (cap </w:t>
       </w:r>
-      <w:hyperlink r:id="rId26">
-        <w:r>
-          <w:rPr>
-            <w:lang w:val="es_ES" w:bidi="es_ES"/>
-          </w:rPr>
-          <w:rPr>
-            <w:color w:val="0000EE"/>
-            <w:u w:val="single"/>
-          </w:rPr>
-          <w:t>22</w:t>
-        </w:r>
-      </w:hyperlink>
+      <w:r>
+        <w:rPr>
+          <w:lang w:val="es_ES" w:bidi="es_ES"/>
+        </w:rPr>
+        <w:t>22</w:t>
+      </w:r>
       <w:r>
         <w:rPr>
           <w:lang w:val="es_ES" w:bidi="es_ES"/>
         </w:rPr>
         <w:t xml:space="preserve">). El libro concluye con la despedida de Josué (cap </w:t>
       </w:r>
-      <w:hyperlink r:id="rId27">
-        <w:r>
-          <w:rPr>
-            <w:lang w:val="es_ES" w:bidi="es_ES"/>
-          </w:rPr>
-          <w:rPr>
-            <w:color w:val="0000EE"/>
-            <w:u w:val="single"/>
-          </w:rPr>
-          <w:t>23</w:t>
-        </w:r>
-      </w:hyperlink>
+      <w:r>
+        <w:rPr>
+          <w:lang w:val="es_ES" w:bidi="es_ES"/>
+        </w:rPr>
+        <w:t>23</w:t>
+      </w:r>
       <w:r>
         <w:rPr>
           <w:lang w:val="es_ES" w:bidi="es_ES"/>
         </w:rPr>
         <w:t xml:space="preserve">), su llamado al pueblo para renovar su pacto con Dios, y tres funerales importantes (cap </w:t>
       </w:r>
-      <w:hyperlink r:id="rId28">
-        <w:r>
-          <w:rPr>
-            <w:lang w:val="es_ES" w:bidi="es_ES"/>
-          </w:rPr>
-          <w:rPr>
-            <w:color w:val="0000EE"/>
-            <w:u w:val="single"/>
-          </w:rPr>
-          <w:t>24</w:t>
-        </w:r>
-      </w:hyperlink>
+      <w:r>
+        <w:rPr>
+          <w:lang w:val="es_ES" w:bidi="es_ES"/>
+        </w:rPr>
+        <w:t>24</w:t>
+      </w:r>
       <w:r>
         <w:rPr>
           <w:lang w:val="es_ES" w:bidi="es_ES"/>
@@ -750,18 +654,12 @@
         </w:rPr>
         <w:t xml:space="preserve">Josué registra solo los aspectos generales de la entrada de Israel en Canaán. El libro de Josué no afirma ni implica que Israel destruyó a todos los cananeos y sus ciudades. Muchos cananeos permanecieron, como también deja claro el siguiente libro de Jueces. La historia multigeneracional de Israel registrada en Jueces muestra que Israel gradualmente se hizo más fuerte y absorbió a los cananeos. Para la época del rey David, la mayoría de las personas de la tierra se consideraban israelitas, aunque algunos grupos distintos aún permanecían (por ejemplo, </w:t>
       </w:r>
-      <w:hyperlink r:id="rId29">
-        <w:r>
-          <w:rPr>
-            <w:lang w:val="es_ES" w:bidi="es_ES"/>
-          </w:rPr>
-          <w:rPr>
-            <w:color w:val="0000EE"/>
-            <w:u w:val="single"/>
-          </w:rPr>
-          <w:t>2 Sam 5:6–8</w:t>
-        </w:r>
-      </w:hyperlink>
+      <w:r>
+        <w:rPr>
+          <w:lang w:val="es_ES" w:bidi="es_ES"/>
+        </w:rPr>
+        <w:t>2 Sam 5:6–8</w:t>
+      </w:r>
       <w:r>
         <w:rPr>
           <w:lang w:val="es_ES" w:bidi="es_ES"/>
